--- a/index.docx
+++ b/index.docx
@@ -23,7 +23,7 @@
         <w:pStyle w:val="Date"/>
       </w:pPr>
       <w:r>
-        <w:t xml:space="preserve">2025-09-07</w:t>
+        <w:t xml:space="preserve">2025-10-17</w:t>
       </w:r>
     </w:p>
     <w:p>
@@ -213,13 +213,13 @@
         <w:t xml:space="preserve">Studon Link</w:t>
       </w:r>
     </w:p>
-    <w:bookmarkStart w:id="34" w:name="lecture-1-intro-17.10.2025"/>
+    <w:bookmarkStart w:id="34" w:name="lecture-1-intro-24.10.2025"/>
     <w:p>
       <w:pPr>
         <w:pStyle w:val="Heading2"/>
       </w:pPr>
       <w:r>
-        <w:t xml:space="preserve">1 Lecture 1: Intro (17.10.2025)</w:t>
+        <w:t xml:space="preserve">1 Lecture 1: Intro (24.10.2025)</w:t>
       </w:r>
     </w:p>
     <w:p>
@@ -269,7 +269,7 @@
         <w:pStyle w:val="Heading2"/>
       </w:pPr>
       <w:r>
-        <w:t xml:space="preserve">2 Lecture 2: Optimization, Regression, Sensor Fusion (24.10.2025)</w:t>
+        <w:t xml:space="preserve">2 Lecture 2: Optimization, Regression, Sensor Fusion (31.10.2025)</w:t>
       </w:r>
     </w:p>
     <w:p>
@@ -336,7 +336,7 @@
         <w:pStyle w:val="Heading2"/>
       </w:pPr>
       <w:r>
-        <w:t xml:space="preserve">3 Lecture 3: CNNs (31.10.2025)</w:t>
+        <w:t xml:space="preserve">3 Lecture 3: CNNs (07.11.2025)</w:t>
       </w:r>
     </w:p>
     <w:p>
@@ -403,7 +403,7 @@
         <w:pStyle w:val="Heading2"/>
       </w:pPr>
       <w:r>
-        <w:t xml:space="preserve">4 Lecture 4: Classification, Segmentation, AutoEncoders (07.11.2025)</w:t>
+        <w:t xml:space="preserve">4 Lecture 4: Classification, Segmentation, AutoEncoders (14.11.2025)</w:t>
       </w:r>
     </w:p>
     <w:p>
@@ -530,7 +530,7 @@
         <w:pStyle w:val="Heading2"/>
       </w:pPr>
       <w:r>
-        <w:t xml:space="preserve">5 Miniproject (14.11. - 28.11.2025) concurrent to lectures</w:t>
+        <w:t xml:space="preserve">5 Miniproject (21.11. - 05.12.2025) concurrent to lectures</w:t>
       </w:r>
     </w:p>
     <w:p>
@@ -949,7 +949,7 @@
         <w:pStyle w:val="Heading2"/>
       </w:pPr>
       <w:r>
-        <w:t xml:space="preserve">6 Lecture 5: Mixed Bag (05.12.2025)</w:t>
+        <w:t xml:space="preserve">6 Lecture 5: Mixed Bag (12.12.2025)</w:t>
       </w:r>
     </w:p>
     <w:p>
@@ -1006,7 +1006,7 @@
         <w:pStyle w:val="Heading2"/>
       </w:pPr>
       <w:r>
-        <w:t xml:space="preserve">7 Lecture 6: Gaussian Processes Introduction (12.12.2025)</w:t>
+        <w:t xml:space="preserve">7 Lecture 6: Gaussian Processes Introduction (19.12.2025)</w:t>
       </w:r>
     </w:p>
     <w:p>
@@ -1051,7 +1051,7 @@
         <w:pStyle w:val="Heading2"/>
       </w:pPr>
       <w:r>
-        <w:t xml:space="preserve">8 Lecture 7: Gaussian Processes Applications (09.01.2026)</w:t>
+        <w:t xml:space="preserve">8 Lecture 7: Gaussian Processes Applications (16.01.2026)</w:t>
       </w:r>
     </w:p>
     <w:p>
@@ -1120,7 +1120,7 @@
         <w:pStyle w:val="Heading2"/>
       </w:pPr>
       <w:r>
-        <w:t xml:space="preserve">9 Lecture 8: Imaging Inverse Problems 1 (16.01.2026)</w:t>
+        <w:t xml:space="preserve">9 Lecture 8: Imaging Inverse Problems 1 (23.01.2026)</w:t>
       </w:r>
     </w:p>
     <w:p>
@@ -1165,7 +1165,7 @@
         <w:pStyle w:val="Heading2"/>
       </w:pPr>
       <w:r>
-        <w:t xml:space="preserve">10 Lecture 9: Imaging Inverse Problems 2 (23.01.2026)</w:t>
+        <w:t xml:space="preserve">10 Lecture 9: Imaging Inverse Problems 2 (30.01.2026)</w:t>
       </w:r>
     </w:p>
     <w:p>
@@ -1210,7 +1210,7 @@
         <w:pStyle w:val="Heading2"/>
       </w:pPr>
       <w:r>
-        <w:t xml:space="preserve">11 Lecture 9: TBD (30.01.2026)</w:t>
+        <w:t xml:space="preserve">11 Lecture 9: TBD (06.02.2026)</w:t>
       </w:r>
     </w:p>
     <w:p>
@@ -1232,7 +1232,7 @@
         <w:pStyle w:val="Heading2"/>
       </w:pPr>
       <w:r>
-        <w:t xml:space="preserve">12 Lecture 10: Repetition (06.02.2026)</w:t>
+        <w:t xml:space="preserve">12 Lecture 10: Repetition (13.02.2026)</w:t>
       </w:r>
     </w:p>
     <w:bookmarkEnd w:id="59"/>

--- a/index.docx
+++ b/index.docx
@@ -23,7 +23,7 @@
         <w:pStyle w:val="Date"/>
       </w:pPr>
       <w:r>
-        <w:t xml:space="preserve">2025-10-17</w:t>
+        <w:t xml:space="preserve">2026-03-23</w:t>
       </w:r>
     </w:p>
     <w:p>
@@ -46,24 +46,24 @@
       <w:pPr>
         <w:pStyle w:val="FirstParagraph"/>
       </w:pPr>
-      <w:hyperlink r:id="rId23">
+      <w:hyperlink r:id="rId12">
         <w:r>
           <w:drawing>
             <wp:inline>
               <wp:extent cx="2857500" cy="1465791"/>
               <wp:effectExtent b="0" l="0" r="0" t="0"/>
-              <wp:docPr descr="" title="" id="21" name="Picture"/>
+              <wp:docPr descr="" title="" id="10" name="Picture"/>
               <a:graphic>
                 <a:graphicData uri="http://schemas.openxmlformats.org/drawingml/2006/picture">
                   <pic:pic>
                     <pic:nvPicPr>
-                      <pic:cNvPr descr="images/eclipse_header.png" id="22" name="Picture"/>
+                      <pic:cNvPr descr="images/eclipse_header.png" id="11" name="Picture"/>
                       <pic:cNvPicPr>
                         <a:picLocks noChangeArrowheads="1" noChangeAspect="1"/>
                       </pic:cNvPicPr>
                     </pic:nvPicPr>
                     <pic:blipFill>
-                      <a:blip r:embed="rId20"/>
+                      <a:blip r:embed="rId9"/>
                       <a:stretch>
                         <a:fillRect/>
                       </a:stretch>
@@ -95,24 +95,24 @@
       <w:pPr>
         <w:pStyle w:val="BodyText"/>
       </w:pPr>
-      <w:hyperlink r:id="rId27">
+      <w:hyperlink r:id="rId16">
         <w:r>
           <w:drawing>
             <wp:inline>
               <wp:extent cx="1143000" cy="1143000"/>
               <wp:effectExtent b="0" l="0" r="0" t="0"/>
-              <wp:docPr descr="" title="" id="25" name="Picture"/>
+              <wp:docPr descr="" title="" id="14" name="Picture"/>
               <a:graphic>
                 <a:graphicData uri="http://schemas.openxmlformats.org/drawingml/2006/picture">
                   <pic:pic>
                     <pic:nvPicPr>
-                      <pic:cNvPr descr="images/github.jpeg" id="26" name="Picture"/>
+                      <pic:cNvPr descr="images/github.jpeg" id="15" name="Picture"/>
                       <pic:cNvPicPr>
                         <a:picLocks noChangeArrowheads="1" noChangeAspect="1"/>
                       </pic:cNvPicPr>
                     </pic:nvPicPr>
                     <pic:blipFill>
-                      <a:blip r:embed="rId24"/>
+                      <a:blip r:embed="rId13"/>
                       <a:stretch>
                         <a:fillRect/>
                       </a:stretch>
@@ -156,24 +156,24 @@
       <w:pPr>
         <w:pStyle w:val="BodyText"/>
       </w:pPr>
-      <w:hyperlink r:id="rId31">
+      <w:hyperlink r:id="rId20">
         <w:r>
           <w:drawing>
             <wp:inline>
               <wp:extent cx="1143000" cy="1143000"/>
               <wp:effectExtent b="0" l="0" r="0" t="0"/>
-              <wp:docPr descr="" title="" id="29" name="Picture"/>
+              <wp:docPr descr="" title="" id="18" name="Picture"/>
               <a:graphic>
                 <a:graphicData uri="http://schemas.openxmlformats.org/drawingml/2006/picture">
                   <pic:pic>
                     <pic:nvPicPr>
-                      <pic:cNvPr descr="images/studon.jpeg" id="30" name="Picture"/>
+                      <pic:cNvPr descr="images/studon.jpeg" id="19" name="Picture"/>
                       <pic:cNvPicPr>
                         <a:picLocks noChangeArrowheads="1" noChangeAspect="1"/>
                       </pic:cNvPicPr>
                     </pic:nvPicPr>
                     <pic:blipFill>
-                      <a:blip r:embed="rId28"/>
+                      <a:blip r:embed="rId17"/>
                       <a:stretch>
                         <a:fillRect/>
                       </a:stretch>
@@ -213,13 +213,13 @@
         <w:t xml:space="preserve">Studon Link</w:t>
       </w:r>
     </w:p>
-    <w:bookmarkStart w:id="34" w:name="lecture-1-intro-24.10.2025"/>
+    <w:bookmarkStart w:id="23" w:name="lecture-1-intro-17.10.2025"/>
     <w:p>
       <w:pPr>
         <w:pStyle w:val="Heading2"/>
       </w:pPr>
       <w:r>
-        <w:t xml:space="preserve">1 Lecture 1: Intro (24.10.2025)</w:t>
+        <w:t xml:space="preserve">1 Lecture 1: Intro (17.10.2025)</w:t>
       </w:r>
     </w:p>
     <w:p>
@@ -236,7 +236,7 @@
       <w:r>
         <w:t xml:space="preserve"> </w:t>
       </w:r>
-      <w:hyperlink r:id="rId32">
+      <w:hyperlink r:id="rId21">
         <w:r>
           <w:rPr>
             <w:rStyle w:val="Hyperlink"/>
@@ -253,7 +253,7 @@
           <w:numId w:val="1001"/>
         </w:numPr>
       </w:pPr>
-      <w:hyperlink r:id="rId33">
+      <w:hyperlink r:id="rId22">
         <w:r>
           <w:rPr>
             <w:rStyle w:val="Hyperlink"/>
@@ -262,14 +262,14 @@
         </w:r>
       </w:hyperlink>
     </w:p>
-    <w:bookmarkEnd w:id="34"/>
-    <w:bookmarkStart w:id="38" w:name="sec-lecture2"/>
+    <w:bookmarkEnd w:id="23"/>
+    <w:bookmarkStart w:id="27" w:name="sec-lecture2"/>
     <w:p>
       <w:pPr>
         <w:pStyle w:val="Heading2"/>
       </w:pPr>
       <w:r>
-        <w:t xml:space="preserve">2 Lecture 2: Optimization, Regression, Sensor Fusion (31.10.2025)</w:t>
+        <w:t xml:space="preserve">2 Lecture 2: Optimization, Regression, Sensor Fusion (24.10.2025)</w:t>
       </w:r>
     </w:p>
     <w:p>
@@ -286,7 +286,7 @@
       <w:r>
         <w:t xml:space="preserve"> </w:t>
       </w:r>
-      <w:hyperlink r:id="rId35">
+      <w:hyperlink r:id="rId24">
         <w:r>
           <w:rPr>
             <w:rStyle w:val="Hyperlink"/>
@@ -303,7 +303,7 @@
           <w:numId w:val="1002"/>
         </w:numPr>
       </w:pPr>
-      <w:hyperlink r:id="rId36">
+      <w:hyperlink r:id="rId25">
         <w:r>
           <w:rPr>
             <w:rStyle w:val="Hyperlink"/>
@@ -320,7 +320,7 @@
           <w:numId w:val="1002"/>
         </w:numPr>
       </w:pPr>
-      <w:hyperlink r:id="rId37">
+      <w:hyperlink r:id="rId26">
         <w:r>
           <w:rPr>
             <w:rStyle w:val="Hyperlink"/>
@@ -329,14 +329,14 @@
         </w:r>
       </w:hyperlink>
     </w:p>
-    <w:bookmarkEnd w:id="38"/>
-    <w:bookmarkStart w:id="42" w:name="sec-lecture3"/>
+    <w:bookmarkEnd w:id="27"/>
+    <w:bookmarkStart w:id="31" w:name="sec-lecture3"/>
     <w:p>
       <w:pPr>
         <w:pStyle w:val="Heading2"/>
       </w:pPr>
       <w:r>
-        <w:t xml:space="preserve">3 Lecture 3: CNNs (07.11.2025)</w:t>
+        <w:t xml:space="preserve">3 Lecture 3: CNNs (31.10.2025)</w:t>
       </w:r>
     </w:p>
     <w:p>
@@ -353,7 +353,7 @@
       <w:r>
         <w:t xml:space="preserve"> </w:t>
       </w:r>
-      <w:hyperlink r:id="rId39">
+      <w:hyperlink r:id="rId28">
         <w:r>
           <w:rPr>
             <w:rStyle w:val="Hyperlink"/>
@@ -370,7 +370,7 @@
           <w:numId w:val="1003"/>
         </w:numPr>
       </w:pPr>
-      <w:hyperlink r:id="rId40">
+      <w:hyperlink r:id="rId29">
         <w:r>
           <w:rPr>
             <w:rStyle w:val="Hyperlink"/>
@@ -387,7 +387,7 @@
           <w:numId w:val="1003"/>
         </w:numPr>
       </w:pPr>
-      <w:hyperlink r:id="rId41">
+      <w:hyperlink r:id="rId30">
         <w:r>
           <w:rPr>
             <w:rStyle w:val="Hyperlink"/>
@@ -396,14 +396,14 @@
         </w:r>
       </w:hyperlink>
     </w:p>
-    <w:bookmarkEnd w:id="42"/>
-    <w:bookmarkStart w:id="46" w:name="sec-lecture4"/>
+    <w:bookmarkEnd w:id="31"/>
+    <w:bookmarkStart w:id="35" w:name="sec-lecture4"/>
     <w:p>
       <w:pPr>
         <w:pStyle w:val="Heading2"/>
       </w:pPr>
       <w:r>
-        <w:t xml:space="preserve">4 Lecture 4: Classification, Segmentation, AutoEncoders (14.11.2025)</w:t>
+        <w:t xml:space="preserve">4 Lecture 4: Classification, Segmentation, AutoEncoders (07.11.2025)</w:t>
       </w:r>
     </w:p>
     <w:p>
@@ -420,7 +420,7 @@
       <w:r>
         <w:t xml:space="preserve"> </w:t>
       </w:r>
-      <w:hyperlink r:id="rId43">
+      <w:hyperlink r:id="rId32">
         <w:r>
           <w:rPr>
             <w:rStyle w:val="Hyperlink"/>
@@ -437,7 +437,7 @@
           <w:numId w:val="1004"/>
         </w:numPr>
       </w:pPr>
-      <w:hyperlink r:id="rId44">
+      <w:hyperlink r:id="rId33">
         <w:r>
           <w:rPr>
             <w:rStyle w:val="Hyperlink"/>
@@ -454,7 +454,7 @@
           <w:numId w:val="1004"/>
         </w:numPr>
       </w:pPr>
-      <w:hyperlink r:id="rId45">
+      <w:hyperlink r:id="rId34">
         <w:r>
           <w:rPr>
             <w:rStyle w:val="Hyperlink"/>
@@ -523,14 +523,14 @@
         <w:t xml:space="preserve">Variational Autoencoder</w:t>
       </w:r>
     </w:p>
-    <w:bookmarkEnd w:id="46"/>
-    <w:bookmarkStart w:id="47" w:name="sec-lecture5"/>
+    <w:bookmarkEnd w:id="35"/>
+    <w:bookmarkStart w:id="36" w:name="sec-lecture5"/>
     <w:p>
       <w:pPr>
         <w:pStyle w:val="Heading2"/>
       </w:pPr>
       <w:r>
-        <w:t xml:space="preserve">5 Miniproject (21.11. - 05.12.2025) concurrent to lectures</w:t>
+        <w:t xml:space="preserve">5 Miniproject (14.11. - 28.11.2025) concurrent to lectures</w:t>
       </w:r>
     </w:p>
     <w:p>
@@ -942,14 +942,14 @@
         <w:t xml:space="preserve">as a starting point for your implementation.</w:t>
       </w:r>
     </w:p>
-    <w:bookmarkEnd w:id="47"/>
-    <w:bookmarkStart w:id="49" w:name="sec-lecture6"/>
+    <w:bookmarkEnd w:id="36"/>
+    <w:bookmarkStart w:id="38" w:name="sec-lecture6"/>
     <w:p>
       <w:pPr>
         <w:pStyle w:val="Heading2"/>
       </w:pPr>
       <w:r>
-        <w:t xml:space="preserve">6 Lecture 5: Mixed Bag (12.12.2025)</w:t>
+        <w:t xml:space="preserve">6 Lecture 5: Mixed Bag (05.12.2025)</w:t>
       </w:r>
     </w:p>
     <w:p>
@@ -966,7 +966,7 @@
       <w:r>
         <w:t xml:space="preserve"> </w:t>
       </w:r>
-      <w:hyperlink r:id="rId48">
+      <w:hyperlink r:id="rId37">
         <w:r>
           <w:rPr>
             <w:rStyle w:val="Hyperlink"/>
@@ -999,14 +999,14 @@
         <w:t xml:space="preserve">Generative Adversarial Networks</w:t>
       </w:r>
     </w:p>
-    <w:bookmarkEnd w:id="49"/>
-    <w:bookmarkStart w:id="51" w:name="sec-lecture7"/>
+    <w:bookmarkEnd w:id="38"/>
+    <w:bookmarkStart w:id="40" w:name="sec-lecture7"/>
     <w:p>
       <w:pPr>
         <w:pStyle w:val="Heading2"/>
       </w:pPr>
       <w:r>
-        <w:t xml:space="preserve">7 Lecture 6: Gaussian Processes Introduction (19.12.2025)</w:t>
+        <w:t xml:space="preserve">7 Lecture 6: Gaussian Processes Introduction (12.12.2025)</w:t>
       </w:r>
     </w:p>
     <w:p>
@@ -1023,7 +1023,7 @@
       <w:r>
         <w:t xml:space="preserve"> </w:t>
       </w:r>
-      <w:hyperlink r:id="rId50">
+      <w:hyperlink r:id="rId39">
         <w:r>
           <w:rPr>
             <w:rStyle w:val="Hyperlink"/>
@@ -1044,14 +1044,14 @@
         <w:t xml:space="preserve">Introduction to Gaussian Processes</w:t>
       </w:r>
     </w:p>
-    <w:bookmarkEnd w:id="51"/>
-    <w:bookmarkStart w:id="53" w:name="sec-lecture8"/>
+    <w:bookmarkEnd w:id="40"/>
+    <w:bookmarkStart w:id="42" w:name="sec-lecture8"/>
     <w:p>
       <w:pPr>
         <w:pStyle w:val="Heading2"/>
       </w:pPr>
       <w:r>
-        <w:t xml:space="preserve">8 Lecture 7: Gaussian Processes Applications (16.01.2026)</w:t>
+        <w:t xml:space="preserve">8 Lecture 7: Gaussian Processes Applications (09.01.2026)</w:t>
       </w:r>
     </w:p>
     <w:p>
@@ -1068,7 +1068,7 @@
       <w:r>
         <w:t xml:space="preserve"> </w:t>
       </w:r>
-      <w:hyperlink r:id="rId52">
+      <w:hyperlink r:id="rId41">
         <w:r>
           <w:rPr>
             <w:rStyle w:val="Hyperlink"/>
@@ -1113,14 +1113,14 @@
         <w:t xml:space="preserve">Deep Kernel Learning</w:t>
       </w:r>
     </w:p>
-    <w:bookmarkEnd w:id="53"/>
-    <w:bookmarkStart w:id="55" w:name="sec-lecture9"/>
+    <w:bookmarkEnd w:id="42"/>
+    <w:bookmarkStart w:id="44" w:name="sec-lecture9"/>
     <w:p>
       <w:pPr>
         <w:pStyle w:val="Heading2"/>
       </w:pPr>
       <w:r>
-        <w:t xml:space="preserve">9 Lecture 8: Imaging Inverse Problems 1 (23.01.2026)</w:t>
+        <w:t xml:space="preserve">9 Lecture 8: Imaging Inverse Problems 1 (16.01.2026)</w:t>
       </w:r>
     </w:p>
     <w:p>
@@ -1137,7 +1137,7 @@
       <w:r>
         <w:t xml:space="preserve"> </w:t>
       </w:r>
-      <w:hyperlink r:id="rId54">
+      <w:hyperlink r:id="rId43">
         <w:r>
           <w:rPr>
             <w:rStyle w:val="Hyperlink"/>
@@ -1158,14 +1158,14 @@
         <w:t xml:space="preserve">Imaging Inverse Problems: Introduction</w:t>
       </w:r>
     </w:p>
-    <w:bookmarkEnd w:id="55"/>
-    <w:bookmarkStart w:id="57" w:name="sec-lecture10"/>
+    <w:bookmarkEnd w:id="44"/>
+    <w:bookmarkStart w:id="46" w:name="sec-lecture10"/>
     <w:p>
       <w:pPr>
         <w:pStyle w:val="Heading2"/>
       </w:pPr>
       <w:r>
-        <w:t xml:space="preserve">10 Lecture 9: Imaging Inverse Problems 2 (30.01.2026)</w:t>
+        <w:t xml:space="preserve">10 Lecture 9: Imaging Inverse Problems 2 (23.01.2026)</w:t>
       </w:r>
     </w:p>
     <w:p>
@@ -1182,7 +1182,7 @@
       <w:r>
         <w:t xml:space="preserve"> </w:t>
       </w:r>
-      <w:hyperlink r:id="rId56">
+      <w:hyperlink r:id="rId45">
         <w:r>
           <w:rPr>
             <w:rStyle w:val="Hyperlink"/>
@@ -1203,14 +1203,14 @@
         <w:t xml:space="preserve">Imaging Inverse Problems: Applications</w:t>
       </w:r>
     </w:p>
-    <w:bookmarkEnd w:id="57"/>
-    <w:bookmarkStart w:id="58" w:name="sec-lecture11"/>
+    <w:bookmarkEnd w:id="46"/>
+    <w:bookmarkStart w:id="47" w:name="sec-lecture11"/>
     <w:p>
       <w:pPr>
         <w:pStyle w:val="Heading2"/>
       </w:pPr>
       <w:r>
-        <w:t xml:space="preserve">11 Lecture 9: TBD (06.02.2026)</w:t>
+        <w:t xml:space="preserve">11 Lecture 9: TBD (30.01.2026)</w:t>
       </w:r>
     </w:p>
     <w:p>
@@ -1225,18 +1225,18 @@
         <w:t xml:space="preserve">Repetition and Preparation for the Exam</w:t>
       </w:r>
     </w:p>
-    <w:bookmarkEnd w:id="58"/>
-    <w:bookmarkStart w:id="59" w:name="sec-lecture12"/>
+    <w:bookmarkEnd w:id="47"/>
+    <w:bookmarkStart w:id="48" w:name="sec-lecture12"/>
     <w:p>
       <w:pPr>
         <w:pStyle w:val="Heading2"/>
       </w:pPr>
       <w:r>
-        <w:t xml:space="preserve">12 Lecture 10: Repetition (13.02.2026)</w:t>
-      </w:r>
-    </w:p>
-    <w:bookmarkEnd w:id="59"/>
-    <w:bookmarkStart w:id="65" w:name="references"/>
+        <w:t xml:space="preserve">12 Lecture 10: Repetition (06.02.2026)</w:t>
+      </w:r>
+    </w:p>
+    <w:bookmarkEnd w:id="48"/>
+    <w:bookmarkStart w:id="54" w:name="references"/>
     <w:p>
       <w:pPr>
         <w:pStyle w:val="Heading2"/>
@@ -1245,8 +1245,8 @@
         <w:t xml:space="preserve">References</w:t>
       </w:r>
     </w:p>
-    <w:bookmarkStart w:id="64" w:name="refs"/>
-    <w:bookmarkStart w:id="60" w:name="ref-rangel2024robust"/>
+    <w:bookmarkStart w:id="53" w:name="refs"/>
+    <w:bookmarkStart w:id="49" w:name="ref-rangel2024robust"/>
     <w:p>
       <w:pPr>
         <w:pStyle w:val="Bibliography"/>
@@ -1277,8 +1277,8 @@
         <w:t xml:space="preserve">10 (1): 165.</w:t>
       </w:r>
     </w:p>
-    <w:bookmarkEnd w:id="60"/>
-    <w:bookmarkStart w:id="61" w:name="ref-sadri2024unsupervised"/>
+    <w:bookmarkEnd w:id="49"/>
+    <w:bookmarkStart w:id="50" w:name="ref-sadri2024unsupervised"/>
     <w:p>
       <w:pPr>
         <w:pStyle w:val="Bibliography"/>
@@ -1309,14 +1309,14 @@
         <w:t xml:space="preserve">10 (1): 243.</w:t>
       </w:r>
     </w:p>
-    <w:bookmarkEnd w:id="61"/>
-    <w:bookmarkStart w:id="62" w:name="ref-shi2022uncovering"/>
+    <w:bookmarkEnd w:id="50"/>
+    <w:bookmarkStart w:id="51" w:name="ref-shi2022uncovering"/>
     <w:p>
       <w:pPr>
         <w:pStyle w:val="Bibliography"/>
       </w:pPr>
       <w:r>
-        <w:t xml:space="preserve">Shi, Chuqiao, Michael C Cao, Sarah M Rehn, Sang-Hoon Bae, Jeehwan Kim, Matthew R Jones, David A Muller, and Yimo Han. 2022.</w:t>
+        <w:t xml:space="preserve">Shi, Chuqiao, Michael C Cao, Sarah M Rehn, et al. 2022.</w:t>
       </w:r>
       <w:r>
         <w:t xml:space="preserve"> </w:t>
@@ -1341,8 +1341,8 @@
         <w:t xml:space="preserve">8 (1): 114.</w:t>
       </w:r>
     </w:p>
-    <w:bookmarkEnd w:id="62"/>
-    <w:bookmarkStart w:id="63" w:name="ref-wang2020multi"/>
+    <w:bookmarkEnd w:id="51"/>
+    <w:bookmarkStart w:id="52" w:name="ref-wang2020multi"/>
     <w:p>
       <w:pPr>
         <w:pStyle w:val="Bibliography"/>
@@ -1373,9 +1373,9 @@
         <w:t xml:space="preserve">10 (1): 5730.</w:t>
       </w:r>
     </w:p>
-    <w:bookmarkEnd w:id="63"/>
-    <w:bookmarkEnd w:id="64"/>
-    <w:bookmarkEnd w:id="65"/>
+    <w:bookmarkEnd w:id="52"/>
+    <w:bookmarkEnd w:id="53"/>
+    <w:bookmarkEnd w:id="54"/>
     <w:sectPr>
       <w:footnotePr>
         <w:numRestart w:val="eachSect"/>
@@ -1748,10 +1748,10 @@
   <w:docDefaults>
     <w:rPrDefault>
       <w:rPr>
-        <w:rFonts w:asciiTheme="minorHAnsi" w:cstheme="minorBidi" w:eastAsiaTheme="minorHAnsi" w:hAnsiTheme="minorHAnsi"/>
+        <w:rFonts w:asciiTheme="minorHAnsi" w:cstheme="minorBidi" w:eastAsiaTheme="minorEastAsia" w:hAnsiTheme="minorHAnsi"/>
         <w:sz w:val="24"/>
         <w:szCs w:val="24"/>
-        <w:lang w:bidi="ar-SA" w:eastAsia="en-US" w:val="en-US"/>
+        <w:lang w:bidi="ar-SA" w:eastAsia="zh-CN" w:val="en-US"/>
       </w:rPr>
     </w:rPrDefault>
     <w:pPrDefault>
@@ -2292,13 +2292,6 @@
       </w:tblCellMar>
     </w:tblPr>
     <w:tblStylePr w:type="firstRow">
-      <w:tblPr>
-        <w:jc w:val="left"/>
-        <w:tblInd w:type="dxa" w:w="0"/>
-      </w:tblPr>
-      <w:trPr>
-        <w:jc w:val="left"/>
-      </w:trPr>
       <w:tcPr>
         <w:tcBorders>
           <w:bottom w:val="single"/>
